--- a/docs/股票看板_操作手冊.docx
+++ b/docs/股票看板_操作手冊.docx
@@ -71,7 +71,7 @@
         <w:spacing w:after="80" w:before="400"/>
         <w:jc w:val="center"/>
       </w:pPr>
-      <w:hyperlink w:history="1" r:id="rIduq_rncgxo33swolckrdnr">
+      <w:hyperlink w:history="1" r:id="rIdqwysa9clafqzebm9dg7nc">
         <w:r>
           <w:rPr>
             <w:rStyle w:val="Hyperlink"/>
@@ -118,25 +118,318 @@
         <w:t xml:space="preserve">目錄</w:t>
       </w:r>
     </w:p>
-    <w:sdt>
-      <w:sdtPr>
-        <w:alias w:val="目錄"/>
-      </w:sdtPr>
-      <w:sdtContent>
-        <w:p>
-          <w:r>
-            <w:fldChar w:fldCharType="begin" w:dirty="true"/>
-            <w:instrText xml:space="preserve">TOC \h \o "1-2"</w:instrText>
-            <w:fldChar w:fldCharType="separate"/>
-          </w:r>
-        </w:p>
-        <w:p>
-          <w:r>
-            <w:fldChar w:fldCharType="end"/>
-          </w:r>
-        </w:p>
-      </w:sdtContent>
-    </w:sdt>
+    <w:p>
+      <w:pPr>
+        <w:tabs>
+          <w:tab w:val="right" w:pos="9026" w:leader="2"/>
+        </w:tabs>
+        <w:spacing w:after="60" w:before="60"/>
+      </w:pPr>
+      <w:r>
+        <w:rPr>
+          <w:rFonts w:ascii="Arial" w:cs="Arial" w:eastAsia="Arial" w:hAnsi="Arial"/>
+          <w:sz w:val="22"/>
+          <w:szCs w:val="22"/>
+        </w:rPr>
+        <w:t xml:space="preserve">1.　系統簡介</w:t>
+      </w:r>
+      <w:r>
+        <w:rPr>
+          <w:rFonts w:ascii="Arial" w:cs="Arial" w:eastAsia="Arial" w:hAnsi="Arial"/>
+          <w:sz w:val="22"/>
+          <w:szCs w:val="22"/>
+        </w:rPr>
+        <w:t xml:space="preserve">	3</w:t>
+      </w:r>
+    </w:p>
+    <w:p>
+      <w:pPr>
+        <w:tabs>
+          <w:tab w:val="right" w:pos="9026" w:leader="2"/>
+        </w:tabs>
+        <w:spacing w:after="60" w:before="60"/>
+      </w:pPr>
+      <w:r>
+        <w:rPr>
+          <w:rFonts w:ascii="Arial" w:cs="Arial" w:eastAsia="Arial" w:hAnsi="Arial"/>
+          <w:sz w:val="22"/>
+          <w:szCs w:val="22"/>
+        </w:rPr>
+        <w:t xml:space="preserve">2.　快速開始</w:t>
+      </w:r>
+      <w:r>
+        <w:rPr>
+          <w:rFonts w:ascii="Arial" w:cs="Arial" w:eastAsia="Arial" w:hAnsi="Arial"/>
+          <w:sz w:val="22"/>
+          <w:szCs w:val="22"/>
+        </w:rPr>
+        <w:t xml:space="preserve">	4</w:t>
+      </w:r>
+    </w:p>
+    <w:p>
+      <w:pPr>
+        <w:tabs>
+          <w:tab w:val="right" w:pos="9026" w:leader="2"/>
+        </w:tabs>
+        <w:spacing w:after="60" w:before="60"/>
+      </w:pPr>
+      <w:r>
+        <w:rPr>
+          <w:rFonts w:ascii="Arial" w:cs="Arial" w:eastAsia="Arial" w:hAnsi="Arial"/>
+          <w:sz w:val="22"/>
+          <w:szCs w:val="22"/>
+        </w:rPr>
+        <w:t xml:space="preserve">3.　總覽儀表板</w:t>
+      </w:r>
+      <w:r>
+        <w:rPr>
+          <w:rFonts w:ascii="Arial" w:cs="Arial" w:eastAsia="Arial" w:hAnsi="Arial"/>
+          <w:sz w:val="22"/>
+          <w:szCs w:val="22"/>
+        </w:rPr>
+        <w:t xml:space="preserve">	5</w:t>
+      </w:r>
+    </w:p>
+    <w:p>
+      <w:pPr>
+        <w:tabs>
+          <w:tab w:val="right" w:pos="9026" w:leader="2"/>
+        </w:tabs>
+        <w:spacing w:after="60" w:before="60"/>
+      </w:pPr>
+      <w:r>
+        <w:rPr>
+          <w:rFonts w:ascii="Arial" w:cs="Arial" w:eastAsia="Arial" w:hAnsi="Arial"/>
+          <w:sz w:val="22"/>
+          <w:szCs w:val="22"/>
+        </w:rPr>
+        <w:t xml:space="preserve">4.　持股管理</w:t>
+      </w:r>
+      <w:r>
+        <w:rPr>
+          <w:rFonts w:ascii="Arial" w:cs="Arial" w:eastAsia="Arial" w:hAnsi="Arial"/>
+          <w:sz w:val="22"/>
+          <w:szCs w:val="22"/>
+        </w:rPr>
+        <w:t xml:space="preserve">	6</w:t>
+      </w:r>
+    </w:p>
+    <w:p>
+      <w:pPr>
+        <w:tabs>
+          <w:tab w:val="right" w:pos="9026" w:leader="2"/>
+        </w:tabs>
+        <w:spacing w:after="60" w:before="60"/>
+      </w:pPr>
+      <w:r>
+        <w:rPr>
+          <w:rFonts w:ascii="Arial" w:cs="Arial" w:eastAsia="Arial" w:hAnsi="Arial"/>
+          <w:sz w:val="22"/>
+          <w:szCs w:val="22"/>
+        </w:rPr>
+        <w:t xml:space="preserve">5.　每日漲幅</w:t>
+      </w:r>
+      <w:r>
+        <w:rPr>
+          <w:rFonts w:ascii="Arial" w:cs="Arial" w:eastAsia="Arial" w:hAnsi="Arial"/>
+          <w:sz w:val="22"/>
+          <w:szCs w:val="22"/>
+        </w:rPr>
+        <w:t xml:space="preserve">	8</w:t>
+      </w:r>
+    </w:p>
+    <w:p>
+      <w:pPr>
+        <w:tabs>
+          <w:tab w:val="right" w:pos="9026" w:leader="2"/>
+        </w:tabs>
+        <w:spacing w:after="60" w:before="60"/>
+      </w:pPr>
+      <w:r>
+        <w:rPr>
+          <w:rFonts w:ascii="Arial" w:cs="Arial" w:eastAsia="Arial" w:hAnsi="Arial"/>
+          <w:sz w:val="22"/>
+          <w:szCs w:val="22"/>
+        </w:rPr>
+        <w:t xml:space="preserve">6.　資產配置</w:t>
+      </w:r>
+      <w:r>
+        <w:rPr>
+          <w:rFonts w:ascii="Arial" w:cs="Arial" w:eastAsia="Arial" w:hAnsi="Arial"/>
+          <w:sz w:val="22"/>
+          <w:szCs w:val="22"/>
+        </w:rPr>
+        <w:t xml:space="preserve">	9</w:t>
+      </w:r>
+    </w:p>
+    <w:p>
+      <w:pPr>
+        <w:tabs>
+          <w:tab w:val="right" w:pos="9026" w:leader="2"/>
+        </w:tabs>
+        <w:spacing w:after="60" w:before="60"/>
+      </w:pPr>
+      <w:r>
+        <w:rPr>
+          <w:rFonts w:ascii="Arial" w:cs="Arial" w:eastAsia="Arial" w:hAnsi="Arial"/>
+          <w:sz w:val="22"/>
+          <w:szCs w:val="22"/>
+        </w:rPr>
+        <w:t xml:space="preserve">7.　水位分析</w:t>
+      </w:r>
+      <w:r>
+        <w:rPr>
+          <w:rFonts w:ascii="Arial" w:cs="Arial" w:eastAsia="Arial" w:hAnsi="Arial"/>
+          <w:sz w:val="22"/>
+          <w:szCs w:val="22"/>
+        </w:rPr>
+        <w:t xml:space="preserve">	10</w:t>
+      </w:r>
+    </w:p>
+    <w:p>
+      <w:pPr>
+        <w:tabs>
+          <w:tab w:val="right" w:pos="9026" w:leader="2"/>
+        </w:tabs>
+        <w:spacing w:after="60" w:before="60"/>
+      </w:pPr>
+      <w:r>
+        <w:rPr>
+          <w:rFonts w:ascii="Arial" w:cs="Arial" w:eastAsia="Arial" w:hAnsi="Arial"/>
+          <w:sz w:val="22"/>
+          <w:szCs w:val="22"/>
+        </w:rPr>
+        <w:t xml:space="preserve">8.　回測分析</w:t>
+      </w:r>
+      <w:r>
+        <w:rPr>
+          <w:rFonts w:ascii="Arial" w:cs="Arial" w:eastAsia="Arial" w:hAnsi="Arial"/>
+          <w:sz w:val="22"/>
+          <w:szCs w:val="22"/>
+        </w:rPr>
+        <w:t xml:space="preserve">	11</w:t>
+      </w:r>
+    </w:p>
+    <w:p>
+      <w:pPr>
+        <w:tabs>
+          <w:tab w:val="right" w:pos="9026" w:leader="2"/>
+        </w:tabs>
+        <w:spacing w:after="60" w:before="60"/>
+      </w:pPr>
+      <w:r>
+        <w:rPr>
+          <w:rFonts w:ascii="Arial" w:cs="Arial" w:eastAsia="Arial" w:hAnsi="Arial"/>
+          <w:sz w:val="22"/>
+          <w:szCs w:val="22"/>
+        </w:rPr>
+        <w:t xml:space="preserve">9.　策略回測</w:t>
+      </w:r>
+      <w:r>
+        <w:rPr>
+          <w:rFonts w:ascii="Arial" w:cs="Arial" w:eastAsia="Arial" w:hAnsi="Arial"/>
+          <w:sz w:val="22"/>
+          <w:szCs w:val="22"/>
+        </w:rPr>
+        <w:t xml:space="preserve">	13</w:t>
+      </w:r>
+    </w:p>
+    <w:p>
+      <w:pPr>
+        <w:tabs>
+          <w:tab w:val="right" w:pos="9026" w:leader="2"/>
+        </w:tabs>
+        <w:spacing w:after="60" w:before="60"/>
+      </w:pPr>
+      <w:r>
+        <w:rPr>
+          <w:rFonts w:ascii="Arial" w:cs="Arial" w:eastAsia="Arial" w:hAnsi="Arial"/>
+          <w:sz w:val="22"/>
+          <w:szCs w:val="22"/>
+        </w:rPr>
+        <w:t xml:space="preserve">10.　更新歷史數據</w:t>
+      </w:r>
+      <w:r>
+        <w:rPr>
+          <w:rFonts w:ascii="Arial" w:cs="Arial" w:eastAsia="Arial" w:hAnsi="Arial"/>
+          <w:sz w:val="22"/>
+          <w:szCs w:val="22"/>
+        </w:rPr>
+        <w:t xml:space="preserve">	14</w:t>
+      </w:r>
+    </w:p>
+    <w:p>
+      <w:pPr>
+        <w:tabs>
+          <w:tab w:val="right" w:pos="9026" w:leader="2"/>
+        </w:tabs>
+        <w:spacing w:after="60" w:before="60"/>
+      </w:pPr>
+      <w:r>
+        <w:rPr>
+          <w:rFonts w:ascii="Arial" w:cs="Arial" w:eastAsia="Arial" w:hAnsi="Arial"/>
+          <w:sz w:val="22"/>
+          <w:szCs w:val="22"/>
+        </w:rPr>
+        <w:t xml:space="preserve">11.　人生目標</w:t>
+      </w:r>
+      <w:r>
+        <w:rPr>
+          <w:rFonts w:ascii="Arial" w:cs="Arial" w:eastAsia="Arial" w:hAnsi="Arial"/>
+          <w:sz w:val="22"/>
+          <w:szCs w:val="22"/>
+        </w:rPr>
+        <w:t xml:space="preserve">	15</w:t>
+      </w:r>
+    </w:p>
+    <w:p>
+      <w:pPr>
+        <w:tabs>
+          <w:tab w:val="right" w:pos="9026" w:leader="2"/>
+        </w:tabs>
+        <w:spacing w:after="60" w:before="60"/>
+      </w:pPr>
+      <w:r>
+        <w:rPr>
+          <w:rFonts w:ascii="Arial" w:cs="Arial" w:eastAsia="Arial" w:hAnsi="Arial"/>
+          <w:sz w:val="22"/>
+          <w:szCs w:val="22"/>
+        </w:rPr>
+        <w:t xml:space="preserve">12.　帳戶管理</w:t>
+      </w:r>
+      <w:r>
+        <w:rPr>
+          <w:rFonts w:ascii="Arial" w:cs="Arial" w:eastAsia="Arial" w:hAnsi="Arial"/>
+          <w:sz w:val="22"/>
+          <w:szCs w:val="22"/>
+        </w:rPr>
+        <w:t xml:space="preserve">	16</w:t>
+      </w:r>
+    </w:p>
+    <w:p>
+      <w:pPr>
+        <w:tabs>
+          <w:tab w:val="right" w:pos="9026" w:leader="2"/>
+        </w:tabs>
+        <w:spacing w:after="60" w:before="60"/>
+      </w:pPr>
+      <w:r>
+        <w:rPr>
+          <w:rFonts w:ascii="Arial" w:cs="Arial" w:eastAsia="Arial" w:hAnsi="Arial"/>
+          <w:sz w:val="22"/>
+          <w:szCs w:val="22"/>
+        </w:rPr>
+        <w:t xml:space="preserve">13.　常見問題</w:t>
+      </w:r>
+      <w:r>
+        <w:rPr>
+          <w:rFonts w:ascii="Arial" w:cs="Arial" w:eastAsia="Arial" w:hAnsi="Arial"/>
+          <w:sz w:val="22"/>
+          <w:szCs w:val="22"/>
+        </w:rPr>
+        <w:t xml:space="preserve">	17</w:t>
+      </w:r>
+    </w:p>
     <w:p>
       <w:r>
         <w:br w:type="page"/>
@@ -3291,7 +3584,7 @@
         </w:rPr>
         <w:t xml:space="preserve">LINE 社群：</w:t>
       </w:r>
-      <w:hyperlink w:history="1" r:id="rIdto-k0brcxg9orhwbd185g">
+      <w:hyperlink w:history="1" r:id="rIdzsngomtnyeiid4xhm5ea6">
         <w:r>
           <w:rPr>
             <w:rStyle w:val="Hyperlink"/>
@@ -3345,7 +3638,7 @@
         <w:spacing w:after="80" w:before="200"/>
         <w:jc w:val="center"/>
       </w:pPr>
-      <w:hyperlink w:history="1" r:id="rIdw7k-wapn4iuyd3dtcljjc">
+      <w:hyperlink w:history="1" r:id="rIdyw0pin9ntl30sa_uplaqg">
         <w:r>
           <w:rPr>
             <w:rStyle w:val="Hyperlink"/>
@@ -3362,7 +3655,7 @@
         <w:spacing w:after="80" w:before="80"/>
         <w:jc w:val="center"/>
       </w:pPr>
-      <w:hyperlink w:history="1" r:id="rIdi_brn_ql4iucv70vf2e2p">
+      <w:hyperlink w:history="1" r:id="rIdgeihktsr99cbgoqhvnaaq">
         <w:r>
           <w:rPr>
             <w:rStyle w:val="Hyperlink"/>

--- a/docs/股票看板_操作手冊.docx
+++ b/docs/股票看板_操作手冊.docx
@@ -71,7 +71,7 @@
         <w:spacing w:after="80" w:before="400"/>
         <w:jc w:val="center"/>
       </w:pPr>
-      <w:hyperlink w:history="1" r:id="rIdlexd09w7mtic4qukecuzh">
+      <w:hyperlink w:history="1" r:id="rIdgwxieqnz6hwjp1dkctnlq">
         <w:r>
           <w:rPr>
             <w:rStyle w:val="Hyperlink"/>
@@ -3959,7 +3959,7 @@
         </w:rPr>
         <w:t xml:space="preserve">LINE 社群：</w:t>
       </w:r>
-      <w:hyperlink w:history="1" r:id="rIdk25q1dmutfqx6wacbwell">
+      <w:hyperlink w:history="1" r:id="rIdbgozqpaxsi0swuvozkl_o">
         <w:r>
           <w:rPr>
             <w:rStyle w:val="Hyperlink"/>
@@ -4013,7 +4013,7 @@
         <w:spacing w:after="80" w:before="200"/>
         <w:jc w:val="center"/>
       </w:pPr>
-      <w:hyperlink w:history="1" r:id="rIddkkirga_wrzhgxjqfw1wc">
+      <w:hyperlink w:history="1" r:id="rIdx0pgbi6oinytn-3x9acms">
         <w:r>
           <w:rPr>
             <w:rStyle w:val="Hyperlink"/>
@@ -4030,7 +4030,7 @@
         <w:spacing w:after="80" w:before="80"/>
         <w:jc w:val="center"/>
       </w:pPr>
-      <w:hyperlink w:history="1" r:id="rIdrx1tsnldptkxeei-kkjd7">
+      <w:hyperlink w:history="1" r:id="rIdx4asx4vey3uwry_p81dn7">
         <w:r>
           <w:rPr>
             <w:rStyle w:val="Hyperlink"/>
